--- a/profiles/documentation/tsw-class-710-dtg-thejag.docx
+++ b/profiles/documentation/tsw-class-710-dtg-thejag.docx
@@ -376,8 +376,8 @@
                 <w:noProof/>
               </w:rPr>
               <w:drawing>
-                <wp:inline distT="0" distB="0" distL="0" distR="0" wp14:anchorId="3F19B415" wp14:editId="5B66C854">
-                  <wp:extent cx="3243408" cy="216000"/>
+                <wp:inline distT="0" distB="0" distL="0" distR="0" wp14:anchorId="3F19B415" wp14:editId="709E71AD">
+                  <wp:extent cx="4865112" cy="324000"/>
                   <wp:effectExtent l="0" t="0" r="0" b="0"/>
                   <wp:docPr id="423346816" name="Picture 2"/>
                   <wp:cNvGraphicFramePr>
@@ -408,7 +408,7 @@
                         <pic:spPr bwMode="auto">
                           <a:xfrm>
                             <a:off x="0" y="0"/>
-                            <a:ext cx="3243408" cy="216000"/>
+                            <a:ext cx="4865112" cy="324000"/>
                           </a:xfrm>
                           <a:prstGeom prst="rect">
                             <a:avLst/>
